--- a/marketing/partnership/BE-Mastery-Pilot-Playbook.docx
+++ b/marketing/partnership/BE-Mastery-Pilot-Playbook.docx
@@ -1462,7 +1462,7 @@
                 <w:color w:val="3A3A46"/>
                 <w:sz w:val="19"/>
               </w:rPr>
-              <w:t>20-minute induction, in person or on a call. Everyone installs and signs in together.</w:t>
+              <w:t>20-minute induction, in person or on a call. Everyone installs together, takes the one-minute check, and records the first three Foundations sentences — the baseline.</w:t>
             </w:r>
           </w:p>
         </w:tc>
@@ -1497,7 +1497,7 @@
                 <w:color w:val="2B1F5E"/>
                 <w:sz w:val="19"/>
               </w:rPr>
-              <w:t>Week 1 · days 2–5</w:t>
+              <w:t>Weeks 1–2</w:t>
             </w:r>
           </w:p>
         </w:tc>
@@ -1563,7 +1563,7 @@
                 <w:color w:val="3A3A46"/>
                 <w:sz w:val="19"/>
               </w:rPr>
-              <w:t>Each learner records ONE workplace answer before practising. This is the baseline.</w:t>
+              <w:t>Foundations: three sentences a day, about fifteen minutes, French under every line. Learners who passed the check skip straight to stage 2.</w:t>
             </w:r>
           </w:p>
         </w:tc>
@@ -1598,7 +1598,7 @@
                 <w:color w:val="2B1F5E"/>
                 <w:sz w:val="19"/>
               </w:rPr>
-              <w:t>Weeks 2–3</w:t>
+              <w:t>Weeks 3–4</w:t>
             </w:r>
           </w:p>
         </w:tc>
@@ -1664,7 +1664,7 @@
                 <w:color w:val="3A3A46"/>
                 <w:sz w:val="19"/>
               </w:rPr>
-              <w:t>Daily practice in their own time. A weekly figure goes to the sponsor every Monday.</w:t>
+              <w:t>Workplace conversations and interview coaches. The same scenario is recorded in week 3 and again in week 4. A weekly figure goes to the sponsor every Monday.</w:t>
             </w:r>
           </w:p>
         </w:tc>
@@ -1866,7 +1866,7 @@
                 <w:color w:val="3A3A46"/>
                 <w:sz w:val="19"/>
               </w:rPr>
-              <w:t>Interview simulations, then the closing measurement — the same task as the baseline.</w:t>
+              <w:t>Closing measurement: the day-15 Foundations sentences re-recorded, and the week-3 scenario again for those who reached it.</w:t>
             </w:r>
           </w:p>
         </w:tc>
@@ -2147,7 +2147,7 @@
                 <w:color w:val="3A3A46"/>
                 <w:sz w:val="19"/>
               </w:rPr>
-              <w:t>Without a recorded answer from before any practice, there is no before-and-after and the pilot proves nothing. If a learner joins late, they still record a baseline first.</w:t>
+              <w:t>Three Foundations sentences recorded before any practice — for every learner, including those who pass the check. Without it there is no before-and-after and the pilot proves nothing. A learner who joins late still records a baseline first.</w:t>
             </w:r>
           </w:p>
         </w:tc>
@@ -2215,7 +2215,559 @@
           <w:color w:val="3A3A46"/>
           <w:sz w:val="20"/>
         </w:rPr>
-        <w:t>Twenty-five minutes a day, in their own time, on their own phone. No classroom, no timetable, nothing for the academy to schedule.</w:t>
+        <w:t>In their own time, on their own phone. No classroom, no timetable, nothing for the academy to schedule. Two stages, because the first cohort told us the app opened above their level:</w:t>
+      </w:r>
+    </w:p>
+    <w:p>
+      <w:pPr>
+        <w:spacing w:before="0" w:after="100" w:line="288" w:lineRule="auto"/>
+      </w:pPr>
+      <w:r>
+        <w:rPr>
+          <w:rFonts w:ascii="Arial" w:hAnsi="Arial"/>
+          <w:b/>
+          <w:i w:val="0"/>
+          <w:color w:val="2B1F5E"/>
+          <w:sz w:val="22"/>
+        </w:rPr>
+        <w:t>Stage 1 · Foundations — about 15 minutes a day, weeks 1–2</w:t>
+      </w:r>
+    </w:p>
+    <w:tbl>
+      <w:tblPr>
+        <w:tblW w:type="auto" w:w="0"/>
+        <w:tblW w:w="5000" w:type="pct"/>
+        <w:tblBorders>
+          <w:top w:val="none" w:sz="0"/>
+          <w:left w:val="none" w:sz="0"/>
+          <w:bottom w:val="none" w:sz="0"/>
+          <w:right w:val="none" w:sz="0"/>
+          <w:insideH w:val="none" w:sz="0"/>
+          <w:insideV w:val="none" w:sz="0"/>
+        </w:tblBorders>
+        <w:tblLayout w:type="fixed"/>
+        <w:tblLayout w:type="fixed"/>
+        <w:tblLook w:firstColumn="1" w:firstRow="1" w:lastColumn="0" w:lastRow="0" w:noHBand="0" w:noVBand="1" w:val="04A0"/>
+      </w:tblPr>
+      <w:tblGrid>
+        <w:gridCol w:w="1596"/>
+        <w:gridCol w:w="3393"/>
+        <w:gridCol w:w="4989"/>
+      </w:tblGrid>
+      <w:tr>
+        <w:tc>
+          <w:tcPr>
+            <w:tcW w:w="800" w:type="pct"/>
+            <w:shd w:val="clear" w:fill="2B1F5E"/>
+            <w:tcMar>
+              <w:top w:w="100" w:type="dxa"/>
+              <w:start w:w="150" w:type="dxa"/>
+              <w:bottom w:w="100" w:type="dxa"/>
+              <w:end w:w="150" w:type="dxa"/>
+            </w:tcMar>
+          </w:tcPr>
+          <w:p>
+            <w:pPr>
+              <w:spacing w:before="0" w:after="0"/>
+            </w:pPr>
+            <w:r/>
+            <w:r>
+              <w:rPr>
+                <w:rFonts w:ascii="Arial" w:hAnsi="Arial"/>
+                <w:b/>
+                <w:color w:val="FFFFFF"/>
+                <w:sz w:val="15"/>
+                <w:spacing w:val="26"/>
+              </w:rPr>
+              <w:t>STEP</w:t>
+            </w:r>
+          </w:p>
+        </w:tc>
+        <w:tc>
+          <w:tcPr>
+            <w:tcW w:w="1700" w:type="pct"/>
+            <w:shd w:val="clear" w:fill="2B1F5E"/>
+            <w:tcMar>
+              <w:top w:w="100" w:type="dxa"/>
+              <w:start w:w="150" w:type="dxa"/>
+              <w:bottom w:w="100" w:type="dxa"/>
+              <w:end w:w="150" w:type="dxa"/>
+            </w:tcMar>
+          </w:tcPr>
+          <w:p>
+            <w:pPr>
+              <w:spacing w:before="0" w:after="0"/>
+            </w:pPr>
+            <w:r/>
+            <w:r>
+              <w:rPr>
+                <w:rFonts w:ascii="Arial" w:hAnsi="Arial"/>
+                <w:b/>
+                <w:color w:val="FFFFFF"/>
+                <w:sz w:val="15"/>
+                <w:spacing w:val="26"/>
+              </w:rPr>
+              <w:t>ACTIVITY</w:t>
+            </w:r>
+          </w:p>
+        </w:tc>
+        <w:tc>
+          <w:tcPr>
+            <w:tcW w:w="2500" w:type="pct"/>
+            <w:shd w:val="clear" w:fill="2B1F5E"/>
+            <w:tcMar>
+              <w:top w:w="100" w:type="dxa"/>
+              <w:start w:w="150" w:type="dxa"/>
+              <w:bottom w:w="100" w:type="dxa"/>
+              <w:end w:w="150" w:type="dxa"/>
+            </w:tcMar>
+          </w:tcPr>
+          <w:p>
+            <w:pPr>
+              <w:spacing w:before="0" w:after="0"/>
+            </w:pPr>
+            <w:r/>
+            <w:r>
+              <w:rPr>
+                <w:rFonts w:ascii="Arial" w:hAnsi="Arial"/>
+                <w:b/>
+                <w:color w:val="FFFFFF"/>
+                <w:sz w:val="15"/>
+                <w:spacing w:val="26"/>
+              </w:rPr>
+              <w:t>WHAT IT BUILDS</w:t>
+            </w:r>
+          </w:p>
+        </w:tc>
+      </w:tr>
+      <w:tr>
+        <w:tc>
+          <w:tcPr>
+            <w:tcW w:w="800" w:type="pct"/>
+            <w:tcBorders>
+              <w:top w:val="single" w:sz="4" w:space="0" w:color="E4E1F6"/>
+              <w:left w:val="single" w:sz="4" w:space="0" w:color="E4E1F6"/>
+              <w:bottom w:val="single" w:sz="4" w:space="0" w:color="E4E1F6"/>
+              <w:right w:val="single" w:sz="4" w:space="0" w:color="E4E1F6"/>
+            </w:tcBorders>
+            <w:shd w:val="clear" w:fill="FFFFFF"/>
+            <w:tcMar>
+              <w:top w:w="90" w:type="dxa"/>
+              <w:start w:w="150" w:type="dxa"/>
+              <w:bottom w:w="90" w:type="dxa"/>
+              <w:end w:w="150" w:type="dxa"/>
+            </w:tcMar>
+          </w:tcPr>
+          <w:p>
+            <w:pPr>
+              <w:spacing w:before="0" w:after="0" w:line="298" w:lineRule="auto"/>
+            </w:pPr>
+            <w:r/>
+            <w:r>
+              <w:rPr>
+                <w:rFonts w:ascii="Arial" w:hAnsi="Arial"/>
+                <w:b/>
+                <w:color w:val="2B1F5E"/>
+                <w:sz w:val="19"/>
+              </w:rPr>
+              <w:t>Hear</w:t>
+            </w:r>
+          </w:p>
+        </w:tc>
+        <w:tc>
+          <w:tcPr>
+            <w:tcW w:w="1700" w:type="pct"/>
+            <w:tcBorders>
+              <w:top w:val="single" w:sz="4" w:space="0" w:color="E4E1F6"/>
+              <w:left w:val="single" w:sz="4" w:space="0" w:color="E4E1F6"/>
+              <w:bottom w:val="single" w:sz="4" w:space="0" w:color="E4E1F6"/>
+              <w:right w:val="single" w:sz="4" w:space="0" w:color="E4E1F6"/>
+            </w:tcBorders>
+            <w:shd w:val="clear" w:fill="FFFFFF"/>
+            <w:tcMar>
+              <w:top w:w="90" w:type="dxa"/>
+              <w:start w:w="150" w:type="dxa"/>
+              <w:bottom w:w="90" w:type="dxa"/>
+              <w:end w:w="150" w:type="dxa"/>
+            </w:tcMar>
+          </w:tcPr>
+          <w:p>
+            <w:pPr>
+              <w:spacing w:before="0" w:after="0" w:line="298" w:lineRule="auto"/>
+            </w:pPr>
+            <w:r/>
+            <w:r>
+              <w:rPr>
+                <w:rFonts w:ascii="Arial" w:hAnsi="Arial"/>
+                <w:b w:val="0"/>
+                <w:color w:val="3A3A46"/>
+                <w:sz w:val="19"/>
+              </w:rPr>
+              <w:t>Tap Hear, then Slow</w:t>
+            </w:r>
+          </w:p>
+        </w:tc>
+        <w:tc>
+          <w:tcPr>
+            <w:tcW w:w="2500" w:type="pct"/>
+            <w:tcBorders>
+              <w:top w:val="single" w:sz="4" w:space="0" w:color="E4E1F6"/>
+              <w:left w:val="single" w:sz="4" w:space="0" w:color="E4E1F6"/>
+              <w:bottom w:val="single" w:sz="4" w:space="0" w:color="E4E1F6"/>
+              <w:right w:val="single" w:sz="4" w:space="0" w:color="E4E1F6"/>
+            </w:tcBorders>
+            <w:shd w:val="clear" w:fill="FFFFFF"/>
+            <w:tcMar>
+              <w:top w:w="90" w:type="dxa"/>
+              <w:start w:w="150" w:type="dxa"/>
+              <w:bottom w:w="90" w:type="dxa"/>
+              <w:end w:w="150" w:type="dxa"/>
+            </w:tcMar>
+          </w:tcPr>
+          <w:p>
+            <w:pPr>
+              <w:spacing w:before="0" w:after="0" w:line="298" w:lineRule="auto"/>
+            </w:pPr>
+            <w:r/>
+            <w:r>
+              <w:rPr>
+                <w:rFonts w:ascii="Arial" w:hAnsi="Arial"/>
+                <w:b w:val="0"/>
+                <w:color w:val="3A3A46"/>
+                <w:sz w:val="19"/>
+              </w:rPr>
+              <w:t>The sound of the sentence at two speeds</w:t>
+            </w:r>
+          </w:p>
+        </w:tc>
+      </w:tr>
+      <w:tr>
+        <w:tc>
+          <w:tcPr>
+            <w:tcW w:w="800" w:type="pct"/>
+            <w:tcBorders>
+              <w:top w:val="single" w:sz="4" w:space="0" w:color="E4E1F6"/>
+              <w:left w:val="single" w:sz="4" w:space="0" w:color="E4E1F6"/>
+              <w:bottom w:val="single" w:sz="4" w:space="0" w:color="E4E1F6"/>
+              <w:right w:val="single" w:sz="4" w:space="0" w:color="E4E1F6"/>
+            </w:tcBorders>
+            <w:shd w:val="clear" w:fill="F6F5FD"/>
+            <w:tcMar>
+              <w:top w:w="90" w:type="dxa"/>
+              <w:start w:w="150" w:type="dxa"/>
+              <w:bottom w:w="90" w:type="dxa"/>
+              <w:end w:w="150" w:type="dxa"/>
+            </w:tcMar>
+          </w:tcPr>
+          <w:p>
+            <w:pPr>
+              <w:spacing w:before="0" w:after="0" w:line="298" w:lineRule="auto"/>
+            </w:pPr>
+            <w:r/>
+            <w:r>
+              <w:rPr>
+                <w:rFonts w:ascii="Arial" w:hAnsi="Arial"/>
+                <w:b/>
+                <w:color w:val="2B1F5E"/>
+                <w:sz w:val="19"/>
+              </w:rPr>
+              <w:t>Understand</w:t>
+            </w:r>
+          </w:p>
+        </w:tc>
+        <w:tc>
+          <w:tcPr>
+            <w:tcW w:w="1700" w:type="pct"/>
+            <w:tcBorders>
+              <w:top w:val="single" w:sz="4" w:space="0" w:color="E4E1F6"/>
+              <w:left w:val="single" w:sz="4" w:space="0" w:color="E4E1F6"/>
+              <w:bottom w:val="single" w:sz="4" w:space="0" w:color="E4E1F6"/>
+              <w:right w:val="single" w:sz="4" w:space="0" w:color="E4E1F6"/>
+            </w:tcBorders>
+            <w:shd w:val="clear" w:fill="F6F5FD"/>
+            <w:tcMar>
+              <w:top w:w="90" w:type="dxa"/>
+              <w:start w:w="150" w:type="dxa"/>
+              <w:bottom w:w="90" w:type="dxa"/>
+              <w:end w:w="150" w:type="dxa"/>
+            </w:tcMar>
+          </w:tcPr>
+          <w:p>
+            <w:pPr>
+              <w:spacing w:before="0" w:after="0" w:line="298" w:lineRule="auto"/>
+            </w:pPr>
+            <w:r/>
+            <w:r>
+              <w:rPr>
+                <w:rFonts w:ascii="Arial" w:hAnsi="Arial"/>
+                <w:b w:val="0"/>
+                <w:color w:val="3A3A46"/>
+                <w:sz w:val="19"/>
+              </w:rPr>
+              <w:t>Read the French underneath</w:t>
+            </w:r>
+          </w:p>
+        </w:tc>
+        <w:tc>
+          <w:tcPr>
+            <w:tcW w:w="2500" w:type="pct"/>
+            <w:tcBorders>
+              <w:top w:val="single" w:sz="4" w:space="0" w:color="E4E1F6"/>
+              <w:left w:val="single" w:sz="4" w:space="0" w:color="E4E1F6"/>
+              <w:bottom w:val="single" w:sz="4" w:space="0" w:color="E4E1F6"/>
+              <w:right w:val="single" w:sz="4" w:space="0" w:color="E4E1F6"/>
+            </w:tcBorders>
+            <w:shd w:val="clear" w:fill="F6F5FD"/>
+            <w:tcMar>
+              <w:top w:w="90" w:type="dxa"/>
+              <w:start w:w="150" w:type="dxa"/>
+              <w:bottom w:w="90" w:type="dxa"/>
+              <w:end w:w="150" w:type="dxa"/>
+            </w:tcMar>
+          </w:tcPr>
+          <w:p>
+            <w:pPr>
+              <w:spacing w:before="0" w:after="0" w:line="298" w:lineRule="auto"/>
+            </w:pPr>
+            <w:r/>
+            <w:r>
+              <w:rPr>
+                <w:rFonts w:ascii="Arial" w:hAnsi="Arial"/>
+                <w:b w:val="0"/>
+                <w:color w:val="3A3A46"/>
+                <w:sz w:val="19"/>
+              </w:rPr>
+              <w:t>Meaning first — nobody repeats what they cannot follow</w:t>
+            </w:r>
+          </w:p>
+        </w:tc>
+      </w:tr>
+      <w:tr>
+        <w:tc>
+          <w:tcPr>
+            <w:tcW w:w="800" w:type="pct"/>
+            <w:tcBorders>
+              <w:top w:val="single" w:sz="4" w:space="0" w:color="E4E1F6"/>
+              <w:left w:val="single" w:sz="4" w:space="0" w:color="E4E1F6"/>
+              <w:bottom w:val="single" w:sz="4" w:space="0" w:color="E4E1F6"/>
+              <w:right w:val="single" w:sz="4" w:space="0" w:color="E4E1F6"/>
+            </w:tcBorders>
+            <w:shd w:val="clear" w:fill="FFFFFF"/>
+            <w:tcMar>
+              <w:top w:w="90" w:type="dxa"/>
+              <w:start w:w="150" w:type="dxa"/>
+              <w:bottom w:w="90" w:type="dxa"/>
+              <w:end w:w="150" w:type="dxa"/>
+            </w:tcMar>
+          </w:tcPr>
+          <w:p>
+            <w:pPr>
+              <w:spacing w:before="0" w:after="0" w:line="298" w:lineRule="auto"/>
+            </w:pPr>
+            <w:r/>
+            <w:r>
+              <w:rPr>
+                <w:rFonts w:ascii="Arial" w:hAnsi="Arial"/>
+                <w:b/>
+                <w:color w:val="2B1F5E"/>
+                <w:sz w:val="19"/>
+              </w:rPr>
+              <w:t>Say</w:t>
+            </w:r>
+          </w:p>
+        </w:tc>
+        <w:tc>
+          <w:tcPr>
+            <w:tcW w:w="1700" w:type="pct"/>
+            <w:tcBorders>
+              <w:top w:val="single" w:sz="4" w:space="0" w:color="E4E1F6"/>
+              <w:left w:val="single" w:sz="4" w:space="0" w:color="E4E1F6"/>
+              <w:bottom w:val="single" w:sz="4" w:space="0" w:color="E4E1F6"/>
+              <w:right w:val="single" w:sz="4" w:space="0" w:color="E4E1F6"/>
+            </w:tcBorders>
+            <w:shd w:val="clear" w:fill="FFFFFF"/>
+            <w:tcMar>
+              <w:top w:w="90" w:type="dxa"/>
+              <w:start w:w="150" w:type="dxa"/>
+              <w:bottom w:w="90" w:type="dxa"/>
+              <w:end w:w="150" w:type="dxa"/>
+            </w:tcMar>
+          </w:tcPr>
+          <w:p>
+            <w:pPr>
+              <w:spacing w:before="0" w:after="0" w:line="298" w:lineRule="auto"/>
+            </w:pPr>
+            <w:r/>
+            <w:r>
+              <w:rPr>
+                <w:rFonts w:ascii="Arial" w:hAnsi="Arial"/>
+                <w:b w:val="0"/>
+                <w:color w:val="3A3A46"/>
+                <w:sz w:val="19"/>
+              </w:rPr>
+              <w:t>Shadow it out loud</w:t>
+            </w:r>
+          </w:p>
+        </w:tc>
+        <w:tc>
+          <w:tcPr>
+            <w:tcW w:w="2500" w:type="pct"/>
+            <w:tcBorders>
+              <w:top w:val="single" w:sz="4" w:space="0" w:color="E4E1F6"/>
+              <w:left w:val="single" w:sz="4" w:space="0" w:color="E4E1F6"/>
+              <w:bottom w:val="single" w:sz="4" w:space="0" w:color="E4E1F6"/>
+              <w:right w:val="single" w:sz="4" w:space="0" w:color="E4E1F6"/>
+            </w:tcBorders>
+            <w:shd w:val="clear" w:fill="FFFFFF"/>
+            <w:tcMar>
+              <w:top w:w="90" w:type="dxa"/>
+              <w:start w:w="150" w:type="dxa"/>
+              <w:bottom w:w="90" w:type="dxa"/>
+              <w:end w:w="150" w:type="dxa"/>
+            </w:tcMar>
+          </w:tcPr>
+          <w:p>
+            <w:pPr>
+              <w:spacing w:before="0" w:after="0" w:line="298" w:lineRule="auto"/>
+            </w:pPr>
+            <w:r/>
+            <w:r>
+              <w:rPr>
+                <w:rFonts w:ascii="Arial" w:hAnsi="Arial"/>
+                <w:b w:val="0"/>
+                <w:color w:val="3A3A46"/>
+                <w:sz w:val="19"/>
+              </w:rPr>
+              <w:t>Rhythm and stress, by copying</w:t>
+            </w:r>
+          </w:p>
+        </w:tc>
+      </w:tr>
+      <w:tr>
+        <w:tc>
+          <w:tcPr>
+            <w:tcW w:w="800" w:type="pct"/>
+            <w:tcBorders>
+              <w:top w:val="single" w:sz="4" w:space="0" w:color="E4E1F6"/>
+              <w:left w:val="single" w:sz="4" w:space="0" w:color="E4E1F6"/>
+              <w:bottom w:val="single" w:sz="4" w:space="0" w:color="E4E1F6"/>
+              <w:right w:val="single" w:sz="4" w:space="0" w:color="E4E1F6"/>
+            </w:tcBorders>
+            <w:shd w:val="clear" w:fill="F6F5FD"/>
+            <w:tcMar>
+              <w:top w:w="90" w:type="dxa"/>
+              <w:start w:w="150" w:type="dxa"/>
+              <w:bottom w:w="90" w:type="dxa"/>
+              <w:end w:w="150" w:type="dxa"/>
+            </w:tcMar>
+          </w:tcPr>
+          <w:p>
+            <w:pPr>
+              <w:spacing w:before="0" w:after="0" w:line="298" w:lineRule="auto"/>
+            </w:pPr>
+            <w:r/>
+            <w:r>
+              <w:rPr>
+                <w:rFonts w:ascii="Arial" w:hAnsi="Arial"/>
+                <w:b/>
+                <w:color w:val="2B1F5E"/>
+                <w:sz w:val="19"/>
+              </w:rPr>
+              <w:t>Record</w:t>
+            </w:r>
+          </w:p>
+        </w:tc>
+        <w:tc>
+          <w:tcPr>
+            <w:tcW w:w="1700" w:type="pct"/>
+            <w:tcBorders>
+              <w:top w:val="single" w:sz="4" w:space="0" w:color="E4E1F6"/>
+              <w:left w:val="single" w:sz="4" w:space="0" w:color="E4E1F6"/>
+              <w:bottom w:val="single" w:sz="4" w:space="0" w:color="E4E1F6"/>
+              <w:right w:val="single" w:sz="4" w:space="0" w:color="E4E1F6"/>
+            </w:tcBorders>
+            <w:shd w:val="clear" w:fill="F6F5FD"/>
+            <w:tcMar>
+              <w:top w:w="90" w:type="dxa"/>
+              <w:start w:w="150" w:type="dxa"/>
+              <w:bottom w:w="90" w:type="dxa"/>
+              <w:end w:w="150" w:type="dxa"/>
+            </w:tcMar>
+          </w:tcPr>
+          <w:p>
+            <w:pPr>
+              <w:spacing w:before="0" w:after="0" w:line="298" w:lineRule="auto"/>
+            </w:pPr>
+            <w:r/>
+            <w:r>
+              <w:rPr>
+                <w:rFonts w:ascii="Arial" w:hAnsi="Arial"/>
+                <w:b w:val="0"/>
+                <w:color w:val="3A3A46"/>
+                <w:sz w:val="19"/>
+              </w:rPr>
+              <w:t>Record all three sentences</w:t>
+            </w:r>
+          </w:p>
+        </w:tc>
+        <w:tc>
+          <w:tcPr>
+            <w:tcW w:w="2500" w:type="pct"/>
+            <w:tcBorders>
+              <w:top w:val="single" w:sz="4" w:space="0" w:color="E4E1F6"/>
+              <w:left w:val="single" w:sz="4" w:space="0" w:color="E4E1F6"/>
+              <w:bottom w:val="single" w:sz="4" w:space="0" w:color="E4E1F6"/>
+              <w:right w:val="single" w:sz="4" w:space="0" w:color="E4E1F6"/>
+            </w:tcBorders>
+            <w:shd w:val="clear" w:fill="F6F5FD"/>
+            <w:tcMar>
+              <w:top w:w="90" w:type="dxa"/>
+              <w:start w:w="150" w:type="dxa"/>
+              <w:bottom w:w="90" w:type="dxa"/>
+              <w:end w:w="150" w:type="dxa"/>
+            </w:tcMar>
+          </w:tcPr>
+          <w:p>
+            <w:pPr>
+              <w:spacing w:before="0" w:after="0" w:line="298" w:lineRule="auto"/>
+            </w:pPr>
+            <w:r/>
+            <w:r>
+              <w:rPr>
+                <w:rFonts w:ascii="Arial" w:hAnsi="Arial"/>
+                <w:b w:val="0"/>
+                <w:color w:val="3A3A46"/>
+                <w:sz w:val="19"/>
+              </w:rPr>
+              <w:t>The day's evidence, and a word score when online</w:t>
+            </w:r>
+          </w:p>
+        </w:tc>
+      </w:tr>
+    </w:tbl>
+    <w:p>
+      <w:pPr>
+        <w:spacing w:before="0" w:after="0"/>
+      </w:pPr>
+      <w:r>
+        <w:rPr>
+          <w:sz w:val="12"/>
+        </w:rPr>
+      </w:r>
+    </w:p>
+    <w:p>
+      <w:pPr>
+        <w:spacing w:before="0" w:after="100" w:line="288" w:lineRule="auto"/>
+      </w:pPr>
+      <w:r>
+        <w:rPr>
+          <w:rFonts w:ascii="Arial" w:hAnsi="Arial"/>
+          <w:b/>
+          <w:i w:val="0"/>
+          <w:color w:val="2B1F5E"/>
+          <w:sz w:val="22"/>
+        </w:rPr>
+        <w:t>Stage 2 · The full programme — about 25 minutes a day, weeks 3–4</w:t>
       </w:r>
     </w:p>
     <w:tbl>
@@ -2742,7 +3294,7 @@
           <w:color w:val="6B7083"/>
           <w:sz w:val="19"/>
         </w:rPr>
-        <w:t>About ten hours across the four weeks. Once a week they should also run one interview coach — that is the activity closest to what they are actually preparing for.</w:t>
+        <w:t>Learners who pass the one-minute check begin stage 2 in week 1. Once a week in stage 2 they should also run one interview coach — the activity closest to what they are preparing for.</w:t>
       </w:r>
     </w:p>
     <w:p>
@@ -4126,7 +4678,7 @@
                 <w:color w:val="2B1F5E"/>
                 <w:sz w:val="19"/>
               </w:rPr>
-              <w:t>Coverage change</w:t>
+              <w:t>Progress through Foundations</w:t>
             </w:r>
           </w:p>
         </w:tc>
@@ -4159,7 +4711,7 @@
                 <w:color w:val="3A3A46"/>
                 <w:sz w:val="19"/>
               </w:rPr>
-              <w:t>Baseline answer versus closing answer on the same task</w:t>
+              <w:t>Days completed per learner, and how many reached stage 2</w:t>
             </w:r>
           </w:p>
         </w:tc>
@@ -4194,6 +4746,74 @@
                 <w:color w:val="2B1F5E"/>
                 <w:sz w:val="19"/>
               </w:rPr>
+              <w:t>Coverage change</w:t>
+            </w:r>
+          </w:p>
+        </w:tc>
+        <w:tc>
+          <w:tcPr>
+            <w:tcW w:w="3500" w:type="pct"/>
+            <w:tcBorders>
+              <w:top w:val="single" w:sz="4" w:space="0" w:color="E4E1F6"/>
+              <w:left w:val="single" w:sz="4" w:space="0" w:color="E4E1F6"/>
+              <w:bottom w:val="single" w:sz="4" w:space="0" w:color="E4E1F6"/>
+              <w:right w:val="single" w:sz="4" w:space="0" w:color="E4E1F6"/>
+            </w:tcBorders>
+            <w:shd w:val="clear" w:fill="F6F5FD"/>
+            <w:tcMar>
+              <w:top w:w="90" w:type="dxa"/>
+              <w:start w:w="150" w:type="dxa"/>
+              <w:bottom w:w="90" w:type="dxa"/>
+              <w:end w:w="150" w:type="dxa"/>
+            </w:tcMar>
+          </w:tcPr>
+          <w:p>
+            <w:pPr>
+              <w:spacing w:before="0" w:after="0" w:line="298" w:lineRule="auto"/>
+            </w:pPr>
+            <w:r/>
+            <w:r>
+              <w:rPr>
+                <w:rFonts w:ascii="Arial" w:hAnsi="Arial"/>
+                <w:b w:val="0"/>
+                <w:color w:val="3A3A46"/>
+                <w:sz w:val="19"/>
+              </w:rPr>
+              <w:t>Baseline recording versus closing recording, learner by learner</w:t>
+            </w:r>
+          </w:p>
+        </w:tc>
+      </w:tr>
+      <w:tr>
+        <w:tc>
+          <w:tcPr>
+            <w:tcW w:w="1500" w:type="pct"/>
+            <w:tcBorders>
+              <w:top w:val="single" w:sz="4" w:space="0" w:color="E4E1F6"/>
+              <w:left w:val="single" w:sz="4" w:space="0" w:color="E4E1F6"/>
+              <w:bottom w:val="single" w:sz="4" w:space="0" w:color="E4E1F6"/>
+              <w:right w:val="single" w:sz="4" w:space="0" w:color="E4E1F6"/>
+            </w:tcBorders>
+            <w:shd w:val="clear" w:fill="FFFFFF"/>
+            <w:tcMar>
+              <w:top w:w="90" w:type="dxa"/>
+              <w:start w:w="150" w:type="dxa"/>
+              <w:bottom w:w="90" w:type="dxa"/>
+              <w:end w:w="150" w:type="dxa"/>
+            </w:tcMar>
+          </w:tcPr>
+          <w:p>
+            <w:pPr>
+              <w:spacing w:before="0" w:after="0" w:line="298" w:lineRule="auto"/>
+            </w:pPr>
+            <w:r/>
+            <w:r>
+              <w:rPr>
+                <w:rFonts w:ascii="Arial" w:hAnsi="Arial"/>
+                <w:b/>
+                <w:color w:val="2B1F5E"/>
+                <w:sz w:val="19"/>
+              </w:rPr>
               <w:t>Learner feedback</w:t>
             </w:r>
           </w:p>
@@ -4207,7 +4827,7 @@
               <w:bottom w:val="single" w:sz="4" w:space="0" w:color="E4E1F6"/>
               <w:right w:val="single" w:sz="4" w:space="0" w:color="E4E1F6"/>
             </w:tcBorders>
-            <w:shd w:val="clear" w:fill="F6F5FD"/>
+            <w:shd w:val="clear" w:fill="FFFFFF"/>
             <w:tcMar>
               <w:top w:w="90" w:type="dxa"/>
               <w:start w:w="150" w:type="dxa"/>
@@ -4242,7 +4862,7 @@
               <w:bottom w:val="single" w:sz="4" w:space="0" w:color="E4E1F6"/>
               <w:right w:val="single" w:sz="4" w:space="0" w:color="E4E1F6"/>
             </w:tcBorders>
-            <w:shd w:val="clear" w:fill="FFFFFF"/>
+            <w:shd w:val="clear" w:fill="F6F5FD"/>
             <w:tcMar>
               <w:top w:w="90" w:type="dxa"/>
               <w:start w:w="150" w:type="dxa"/>
@@ -4275,7 +4895,7 @@
               <w:bottom w:val="single" w:sz="4" w:space="0" w:color="E4E1F6"/>
               <w:right w:val="single" w:sz="4" w:space="0" w:color="E4E1F6"/>
             </w:tcBorders>
-            <w:shd w:val="clear" w:fill="FFFFFF"/>
+            <w:shd w:val="clear" w:fill="F6F5FD"/>
             <w:tcMar>
               <w:top w:w="90" w:type="dxa"/>
               <w:start w:w="150" w:type="dxa"/>
@@ -6363,7 +6983,7 @@
                 <w:color w:val="2B1F5E"/>
                 <w:sz w:val="19"/>
               </w:rPr>
-              <w:t>1 · Same scenario</w:t>
+              <w:t>1 · Same sentences</w:t>
             </w:r>
           </w:p>
         </w:tc>
@@ -6396,7 +7016,7 @@
                 <w:color w:val="3A3A46"/>
                 <w:sz w:val="19"/>
               </w:rPr>
-              <w:t>Every learner runs the same workplace scenario in week 1 and again in week 4</w:t>
+              <w:t>Every learner records the three day-1 Foundations sentences on induction day, before any practice, and records them again in week 4. Same words, four weeks apart</w:t>
             </w:r>
           </w:p>
         </w:tc>
@@ -6431,7 +7051,7 @@
                 <w:color w:val="2B1F5E"/>
                 <w:sz w:val="19"/>
               </w:rPr>
-              <w:t>2 · Before practice</w:t>
+              <w:t>2 · Same scenario, stage 2</w:t>
             </w:r>
           </w:p>
         </w:tc>
@@ -6464,7 +7084,7 @@
                 <w:color w:val="3A3A46"/>
                 <w:sz w:val="19"/>
               </w:rPr>
-              <w:t>The week-1 attempt is recorded before any other activity, on induction day if possible</w:t>
+              <w:t>Learners who reach the workplace conversations run the same scenario in week 3 and again in week 4</w:t>
             </w:r>
           </w:p>
         </w:tc>
@@ -6532,7 +7152,7 @@
                 <w:color w:val="3A3A46"/>
                 <w:sz w:val="19"/>
               </w:rPr>
-              <w:t>Coverage, the points covered and missed, and the words used are captured automatically</w:t>
+              <w:t>Word scores for the sentences; coverage, points covered and missed for the scenario — captured automatically, offline-safe</w:t>
             </w:r>
           </w:p>
         </w:tc>
@@ -6600,7 +7220,7 @@
                 <w:color w:val="3A3A46"/>
                 <w:sz w:val="19"/>
               </w:rPr>
-              <w:t>First attempt against last, learner by learner — not a cohort average hiding the spread</w:t>
+              <w:t>First recording against last, learner by learner — not a cohort average hiding the spread</w:t>
             </w:r>
           </w:p>
         </w:tc>
@@ -6668,7 +7288,7 @@
                 <w:color w:val="3A3A46"/>
                 <w:sz w:val="19"/>
               </w:rPr>
-              <w:t>Learners who did not complete both attempts are reported as such, never dropped</w:t>
+              <w:t>Learners who did not complete both recordings are reported as such, never dropped</w:t>
             </w:r>
           </w:p>
         </w:tc>
